--- a/SGC_CALFERQUIM/03_Procedimientos/3.02_Limpieza_Desinfeccion/POE/POE_3.02_Limpieza_Desinfeccion_V1.docx
+++ b/SGC_CALFERQUIM/03_Procedimientos/3.02_Limpieza_Desinfeccion/POE/POE_3.02_Limpieza_Desinfeccion_V1.docx
@@ -2,13 +2,13 @@
 <file path=word/document.xml><?xml version="1.0" encoding="utf-8"?>
 <w:document xmlns:w="http://schemas.openxmlformats.org/wordprocessingml/2006/main" xmlns:m="http://schemas.openxmlformats.org/officeDocument/2006/math" xmlns:r="http://schemas.openxmlformats.org/officeDocument/2006/relationships" xmlns:o="urn:schemas-microsoft-com:office:office" xmlns:v="urn:schemas-microsoft-com:vml" xmlns:w10="urn:schemas-microsoft-com:office:word" xmlns:a="http://schemas.openxmlformats.org/drawingml/2006/main" xmlns:pic="http://schemas.openxmlformats.org/drawingml/2006/picture" xmlns:wp="http://schemas.openxmlformats.org/drawingml/2006/wordprocessingDrawing">
   <w:body>
-    <w:bookmarkStart w:id="19" w:name="X245014528fff3e8257e87a22efb8c4cb0aa90b6"/>
+    <w:bookmarkStart w:id="22" w:name="Xbb66ee3260b4cf337fe3df12830fd7b54db72b8"/>
     <w:p>
       <w:pPr>
         <w:pStyle w:val="Heading1"/>
       </w:pPr>
       <w:r>
-        <w:t xml:space="preserve">PROCEDIMIENTO OPERATIVO ESTANDARIZADO: LIMPIEZA Y DESINFECCION DE AREAS Y EQUIPOS</w:t>
+        <w:t xml:space="preserve">PROCEDIMIENTO OPERATIVO ESTANDARIZADO: LIMPIEZA DE AREAS Y EQUIPOS</w:t>
       </w:r>
     </w:p>
     <w:tbl>
@@ -133,7 +133,7 @@
         <w:pStyle w:val="FirstParagraph"/>
       </w:pPr>
       <w:r>
-        <w:t xml:space="preserve">Definir el metodo estandar para limpiar y desinfectar areas, equipos y utensilios de produccion para prevenir contaminacion cruzada y garantizar cumplimiento BPM/GMP.</w:t>
+        <w:t xml:space="preserve">Definir la rutina de limpieza de las areas de produccion, bodega de materias primas y bodega de empaques para mantener las condiciones de orden e higiene de la planta y prevenir contaminacion cruzada entre productos distintos.</w:t>
       </w:r>
     </w:p>
     <w:bookmarkEnd w:id="9"/>
@@ -144,24 +144,6 @@
       </w:pPr>
       <w:r>
         <w:t xml:space="preserve">2. ALCANCE</w:t>
-      </w:r>
-    </w:p>
-    <w:p>
-      <w:pPr>
-        <w:pStyle w:val="FirstParagraph"/>
-      </w:pPr>
-      <w:r>
-        <w:t xml:space="preserve">Aplica a recepcion, molienda, mezcla, granulacion, envase, almacenamiento interno y elementos de contacto con producto.</w:t>
-      </w:r>
-    </w:p>
-    <w:bookmarkEnd w:id="10"/>
-    <w:bookmarkStart w:id="11" w:name="definiciones"/>
-    <w:p>
-      <w:pPr>
-        <w:pStyle w:val="Heading2"/>
-      </w:pPr>
-      <w:r>
-        <w:t xml:space="preserve">3. DEFINICIONES</w:t>
       </w:r>
     </w:p>
     <w:p>
@@ -173,7 +155,17 @@
         </w:numPr>
       </w:pPr>
       <w:r>
-        <w:t xml:space="preserve">Limpieza: Remocion de suciedad, polvo y residuos visibles.</w:t>
+        <w:rPr>
+          <w:b/>
+          <w:bCs/>
+        </w:rPr>
+        <w:t xml:space="preserve">Planta de produccion:</w:t>
+      </w:r>
+      <w:r>
+        <w:t xml:space="preserve"> </w:t>
+      </w:r>
+      <w:r>
+        <w:t xml:space="preserve">areas de mezcla, granulacion y envase, incluyendo equipos y superficies de contacto con producto.</w:t>
       </w:r>
     </w:p>
     <w:p>
@@ -185,7 +177,17 @@
         </w:numPr>
       </w:pPr>
       <w:r>
-        <w:t xml:space="preserve">Desinfeccion: Aplicacion de agente autorizado para reducir carga microbiana.</w:t>
+        <w:rPr>
+          <w:b/>
+          <w:bCs/>
+        </w:rPr>
+        <w:t xml:space="preserve">Bodega de materias primas y producto terminado:</w:t>
+      </w:r>
+      <w:r>
+        <w:t xml:space="preserve"> </w:t>
+      </w:r>
+      <w:r>
+        <w:t xml:space="preserve">pisos y areas de circulacion.</w:t>
       </w:r>
     </w:p>
     <w:p>
@@ -197,17 +199,27 @@
         </w:numPr>
       </w:pPr>
       <w:r>
-        <w:t xml:space="preserve">Verificacion: Comprobacion de ejecucion y efectividad de la rutina.</w:t>
-      </w:r>
-    </w:p>
-    <w:bookmarkEnd w:id="11"/>
-    <w:bookmarkStart w:id="12" w:name="documentos-de-referencia"/>
+        <w:rPr>
+          <w:b/>
+          <w:bCs/>
+        </w:rPr>
+        <w:t xml:space="preserve">Bodega de empaques:</w:t>
+      </w:r>
+      <w:r>
+        <w:t xml:space="preserve"> </w:t>
+      </w:r>
+      <w:r>
+        <w:t xml:space="preserve">area aislada donde se almacenan los materiales de empaque.</w:t>
+      </w:r>
+    </w:p>
+    <w:bookmarkEnd w:id="10"/>
+    <w:bookmarkStart w:id="11" w:name="definiciones"/>
     <w:p>
       <w:pPr>
         <w:pStyle w:val="Heading2"/>
       </w:pPr>
       <w:r>
-        <w:t xml:space="preserve">4. DOCUMENTOS DE REFERENCIA</w:t>
+        <w:t xml:space="preserve">3. DEFINICIONES</w:t>
       </w:r>
     </w:p>
     <w:p>
@@ -219,7 +231,7 @@
         </w:numPr>
       </w:pPr>
       <w:r>
-        <w:t xml:space="preserve">Requisitos BPM/GMP de la propuesta de resolucion ICA (pilar de limpieza y desinfeccion).</w:t>
+        <w:t xml:space="preserve">Limpieza: Remocion de polvo, residuos y material sobrante mediante barrido con escoba.</w:t>
       </w:r>
     </w:p>
     <w:p>
@@ -231,17 +243,29 @@
         </w:numPr>
       </w:pPr>
       <w:r>
-        <w:t xml:space="preserve">POE 3.18 Disposicion de Barreduras.</w:t>
-      </w:r>
-    </w:p>
-    <w:bookmarkEnd w:id="12"/>
-    <w:bookmarkStart w:id="13" w:name="responsabilidades-y-politicas"/>
+        <w:t xml:space="preserve">Cambio de produccion: Transicion entre la fabricacion de un producto y otro producto diferente en el mismo equipo o area.</w:t>
+      </w:r>
+    </w:p>
+    <w:p>
+      <w:pPr>
+        <w:pStyle w:val="Compact"/>
+        <w:numPr>
+          <w:ilvl w:val="0"/>
+          <w:numId w:val="1002"/>
+        </w:numPr>
+      </w:pPr>
+      <w:r>
+        <w:t xml:space="preserve">Reporte de estado limpio: Comunicacion del operario al Jefe de Produccion indicando que el area o equipo esta en condiciones para iniciar el siguiente proceso.</w:t>
+      </w:r>
+    </w:p>
+    <w:bookmarkEnd w:id="11"/>
+    <w:bookmarkStart w:id="12" w:name="documentos-de-referencia"/>
     <w:p>
       <w:pPr>
         <w:pStyle w:val="Heading2"/>
       </w:pPr>
       <w:r>
-        <w:t xml:space="preserve">5. RESPONSABILIDADES Y POLITICAS</w:t>
+        <w:t xml:space="preserve">4. DOCUMENTOS DE REFERENCIA</w:t>
       </w:r>
     </w:p>
     <w:p>
@@ -253,65 +277,17 @@
         </w:numPr>
       </w:pPr>
       <w:r>
-        <w:t xml:space="preserve">Produccion debe ejecutar rutina segun frecuencia definida.</w:t>
-      </w:r>
-    </w:p>
-    <w:p>
-      <w:pPr>
-        <w:pStyle w:val="Compact"/>
-        <w:numPr>
-          <w:ilvl w:val="0"/>
-          <w:numId w:val="1003"/>
-        </w:numPr>
-      </w:pPr>
-      <w:r>
-        <w:t xml:space="preserve">Calidad debe verificar cumplimiento y liberar area para arranque.</w:t>
-      </w:r>
-    </w:p>
-    <w:p>
-      <w:pPr>
-        <w:pStyle w:val="Compact"/>
-        <w:numPr>
-          <w:ilvl w:val="0"/>
-          <w:numId w:val="1003"/>
-        </w:numPr>
-      </w:pPr>
-      <w:r>
-        <w:t xml:space="preserve">Se prohibe iniciar produccion con limpieza pendiente o sin registro.</w:t>
-      </w:r>
-    </w:p>
-    <w:p>
-      <w:pPr>
-        <w:pStyle w:val="Compact"/>
-        <w:numPr>
-          <w:ilvl w:val="0"/>
-          <w:numId w:val="1003"/>
-        </w:numPr>
-      </w:pPr>
-      <w:r>
-        <w:t xml:space="preserve">Solo se permiten productos de limpieza autorizados por Direccion Tecnica.</w:t>
-      </w:r>
-    </w:p>
-    <w:p>
-      <w:pPr>
-        <w:pStyle w:val="Compact"/>
-        <w:numPr>
-          <w:ilvl w:val="0"/>
-          <w:numId w:val="1003"/>
-        </w:numPr>
-      </w:pPr>
-      <w:r>
-        <w:t xml:space="preserve">La verificacion minima es visual y, para zonas criticas, debe incluir criterio objetivo (hisopado o ATP) segun plan interno.</w:t>
-      </w:r>
-    </w:p>
-    <w:bookmarkEnd w:id="13"/>
-    <w:bookmarkStart w:id="14" w:name="procedimiento"/>
+        <w:t xml:space="preserve">POE 3.18 Disposicion de Barreduras.</w:t>
+      </w:r>
+    </w:p>
+    <w:bookmarkEnd w:id="12"/>
+    <w:bookmarkStart w:id="13" w:name="responsabilidades-y-politicas"/>
     <w:p>
       <w:pPr>
         <w:pStyle w:val="Heading2"/>
       </w:pPr>
       <w:r>
-        <w:t xml:space="preserve">6. PROCEDIMIENTO</w:t>
+        <w:t xml:space="preserve">5. RESPONSABILIDADES Y POLITICAS</w:t>
       </w:r>
     </w:p>
     <w:p>
@@ -323,7 +299,7 @@
         </w:numPr>
       </w:pPr>
       <w:r>
-        <w:t xml:space="preserve">Produccion detiene equipo y aplica bloqueo seguro cuando corresponda.</w:t>
+        <w:t xml:space="preserve">El equipo de produccion es responsable de ejecutar el barrido en planta y de recolectar los residuos.</w:t>
       </w:r>
     </w:p>
     <w:p>
@@ -335,7 +311,7 @@
         </w:numPr>
       </w:pPr>
       <w:r>
-        <w:t xml:space="preserve">Operario retira residuos solidos y dispone segun POE 3.18.</w:t>
+        <w:t xml:space="preserve">El personal de bodega es responsable del barrido en las areas de almacenamiento.</w:t>
       </w:r>
     </w:p>
     <w:p>
@@ -347,7 +323,7 @@
         </w:numPr>
       </w:pPr>
       <w:r>
-        <w:t xml:space="preserve">Operario ejecuta limpieza seca o humeda segun tipo de equipo.</w:t>
+        <w:t xml:space="preserve">El Jefe de Produccion autoriza el inicio del proceso una vez el operario le reporta el estado limpio del area o equipo.</w:t>
       </w:r>
     </w:p>
     <w:p>
@@ -359,7 +335,7 @@
         </w:numPr>
       </w:pPr>
       <w:r>
-        <w:t xml:space="preserve">Operario aplica desinfectante autorizado en concentracion definida en anexo 1.</w:t>
+        <w:t xml:space="preserve">Se prohibe iniciar produccion con limpieza pendiente o sin registro diligenciado.</w:t>
       </w:r>
     </w:p>
     <w:p>
@@ -371,246 +347,26 @@
         </w:numPr>
       </w:pPr>
       <w:r>
-        <w:t xml:space="preserve">Operario respeta tiempo de contacto y realiza enjuague cuando aplique.</w:t>
-      </w:r>
-    </w:p>
-    <w:p>
-      <w:pPr>
-        <w:pStyle w:val="Compact"/>
-        <w:numPr>
-          <w:ilvl w:val="0"/>
-          <w:numId w:val="1004"/>
-        </w:numPr>
-      </w:pPr>
-      <w:r>
-        <w:t xml:space="preserve">Operario diligencia</w:t>
-      </w:r>
-      <w:r>
-        <w:t xml:space="preserve"> </w:t>
-      </w:r>
-      <w:r>
-        <w:rPr>
-          <w:rStyle w:val="VerbatimChar"/>
-        </w:rPr>
-        <w:t xml:space="preserve">Formato_Control_Limpieza_Desinfeccion_V1.csv</w:t>
-      </w:r>
-      <w:r>
-        <w:t xml:space="preserve">.</w:t>
-      </w:r>
-    </w:p>
-    <w:p>
-      <w:pPr>
-        <w:pStyle w:val="Compact"/>
-        <w:numPr>
-          <w:ilvl w:val="0"/>
-          <w:numId w:val="1004"/>
-        </w:numPr>
-      </w:pPr>
-      <w:r>
-        <w:t xml:space="preserve">Calidad verifica estado final (visual y objetivo cuando aplique) y registra aprobacion en</w:t>
-      </w:r>
-      <w:r>
-        <w:t xml:space="preserve"> </w:t>
-      </w:r>
-      <w:r>
-        <w:rPr>
-          <w:rStyle w:val="VerbatimChar"/>
-        </w:rPr>
-        <w:t xml:space="preserve">Registro_Limpieza_Desinfeccion_V1.csv</w:t>
-      </w:r>
-      <w:r>
-        <w:t xml:space="preserve">.</w:t>
-      </w:r>
-    </w:p>
-    <w:p>
-      <w:pPr>
-        <w:pStyle w:val="Compact"/>
-        <w:numPr>
-          <w:ilvl w:val="0"/>
-          <w:numId w:val="1004"/>
-        </w:numPr>
-      </w:pPr>
-      <w:r>
-        <w:t xml:space="preserve">Si no cumple, se repite rutina y se registra desviacion.</w:t>
-      </w:r>
-    </w:p>
-    <w:bookmarkEnd w:id="14"/>
-    <w:bookmarkStart w:id="15" w:name="criterios-de-control-y-aceptacion"/>
+        <w:t xml:space="preserve">La limpieza de equipos de produccion (mezclador, olla granuladora) se ejecuta obligatoriamente cuando hay cambio de produccion entre productos distintos.</w:t>
+      </w:r>
+    </w:p>
+    <w:bookmarkEnd w:id="13"/>
+    <w:bookmarkStart w:id="17" w:name="procedimiento"/>
     <w:p>
       <w:pPr>
         <w:pStyle w:val="Heading2"/>
       </w:pPr>
       <w:r>
-        <w:t xml:space="preserve">7. CRITERIOS DE CONTROL Y ACEPTACION</w:t>
-      </w:r>
-    </w:p>
-    <w:tbl>
-      <w:tblPr>
-        <w:tblStyle w:val="Table"/>
-        <w:tblW w:type="pct" w:w="5000"/>
-        <w:tblLayout w:type="fixed"/>
-        <w:tblLook w:firstRow="1" w:lastRow="0" w:firstColumn="0" w:lastColumn="0" w:noHBand="0" w:noVBand="0" w:val="0020"/>
-      </w:tblPr>
-      <w:tblGrid>
-        <w:gridCol w:w="3960"/>
-        <w:gridCol w:w="3960"/>
-      </w:tblGrid>
-      <w:tr>
-        <w:trPr>
-          <w:tblHeader w:val="on"/>
-        </w:trPr>
-        <w:tc>
-          <w:tcPr/>
-          <w:p>
-            <w:pPr>
-              <w:pStyle w:val="Compact"/>
-            </w:pPr>
-            <w:r>
-              <w:t xml:space="preserve">PARAMETRO</w:t>
-            </w:r>
-          </w:p>
-        </w:tc>
-        <w:tc>
-          <w:tcPr/>
-          <w:p>
-            <w:pPr>
-              <w:pStyle w:val="Compact"/>
-            </w:pPr>
-            <w:r>
-              <w:t xml:space="preserve">CRITERIO</w:t>
-            </w:r>
-          </w:p>
-        </w:tc>
-      </w:tr>
-      <w:tr>
-        <w:tc>
-          <w:tcPr/>
-          <w:p>
-            <w:pPr>
-              <w:pStyle w:val="Compact"/>
-            </w:pPr>
-            <w:r>
-              <w:t xml:space="preserve">Estado visual</w:t>
-            </w:r>
-          </w:p>
-        </w:tc>
-        <w:tc>
-          <w:tcPr/>
-          <w:p>
-            <w:pPr>
-              <w:pStyle w:val="Compact"/>
-            </w:pPr>
-            <w:r>
-              <w:t xml:space="preserve">Sin polvo, incrustaciones ni derrames</w:t>
-            </w:r>
-          </w:p>
-        </w:tc>
-      </w:tr>
-      <w:tr>
-        <w:tc>
-          <w:tcPr/>
-          <w:p>
-            <w:pPr>
-              <w:pStyle w:val="Compact"/>
-            </w:pPr>
-            <w:r>
-              <w:t xml:space="preserve">Desinfeccion</w:t>
-            </w:r>
-          </w:p>
-        </w:tc>
-        <w:tc>
-          <w:tcPr/>
-          <w:p>
-            <w:pPr>
-              <w:pStyle w:val="Compact"/>
-            </w:pPr>
-            <w:r>
-              <w:t xml:space="preserve">Producto y dosis autorizados</w:t>
-            </w:r>
-          </w:p>
-        </w:tc>
-      </w:tr>
-      <w:tr>
-        <w:tc>
-          <w:tcPr/>
-          <w:p>
-            <w:pPr>
-              <w:pStyle w:val="Compact"/>
-            </w:pPr>
-            <w:r>
-              <w:t xml:space="preserve">Tiempo de contacto</w:t>
-            </w:r>
-          </w:p>
-        </w:tc>
-        <w:tc>
-          <w:tcPr/>
-          <w:p>
-            <w:pPr>
-              <w:pStyle w:val="Compact"/>
-            </w:pPr>
-            <w:r>
-              <w:t xml:space="preserve">Cumplido segun ficha tecnica</w:t>
-            </w:r>
-          </w:p>
-        </w:tc>
-      </w:tr>
-      <w:tr>
-        <w:tc>
-          <w:tcPr/>
-          <w:p>
-            <w:pPr>
-              <w:pStyle w:val="Compact"/>
-            </w:pPr>
-            <w:r>
-              <w:t xml:space="preserve">Verificacion objetiva</w:t>
-            </w:r>
-          </w:p>
-        </w:tc>
-        <w:tc>
-          <w:tcPr/>
-          <w:p>
-            <w:pPr>
-              <w:pStyle w:val="Compact"/>
-            </w:pPr>
-            <w:r>
-              <w:t xml:space="preserve">Conforme en hisopado/ATP para zonas criticas cuando aplique</w:t>
-            </w:r>
-          </w:p>
-        </w:tc>
-      </w:tr>
-      <w:tr>
-        <w:tc>
-          <w:tcPr/>
-          <w:p>
-            <w:pPr>
-              <w:pStyle w:val="Compact"/>
-            </w:pPr>
-            <w:r>
-              <w:t xml:space="preserve">Liberacion de area</w:t>
-            </w:r>
-          </w:p>
-        </w:tc>
-        <w:tc>
-          <w:tcPr/>
-          <w:p>
-            <w:pPr>
-              <w:pStyle w:val="Compact"/>
-            </w:pPr>
-            <w:r>
-              <w:t xml:space="preserve">Firma de Calidad antes de producir</w:t>
-            </w:r>
-          </w:p>
-        </w:tc>
-      </w:tr>
-    </w:tbl>
-    <w:bookmarkEnd w:id="15"/>
-    <w:bookmarkStart w:id="16" w:name="registros-asociados"/>
-    <w:p>
-      <w:pPr>
-        <w:pStyle w:val="Heading2"/>
-      </w:pPr>
-      <w:r>
-        <w:t xml:space="preserve">8. REGISTROS ASOCIADOS</w:t>
+        <w:t xml:space="preserve">6. PROCEDIMIENTO</w:t>
+      </w:r>
+    </w:p>
+    <w:bookmarkStart w:id="14" w:name="planta-de-produccion"/>
+    <w:p>
+      <w:pPr>
+        <w:pStyle w:val="Heading3"/>
+      </w:pPr>
+      <w:r>
+        <w:t xml:space="preserve">6.1. Planta de Produccion</w:t>
       </w:r>
     </w:p>
     <w:p>
@@ -622,10 +378,7 @@
         </w:numPr>
       </w:pPr>
       <w:r>
-        <w:rPr>
-          <w:rStyle w:val="VerbatimChar"/>
-        </w:rPr>
-        <w:t xml:space="preserve">Formato_Control_Limpieza_Desinfeccion_V1.csv</w:t>
+        <w:t xml:space="preserve">Produccion detiene el equipo y aplica bloqueo seguro cuando corresponda.</w:t>
       </w:r>
     </w:p>
     <w:p>
@@ -637,20 +390,89 @@
         </w:numPr>
       </w:pPr>
       <w:r>
+        <w:t xml:space="preserve">Operario barre con escoba el area de trabajo y las superficies del equipo, retirando polvo, residuos y material sobrante.</w:t>
+      </w:r>
+    </w:p>
+    <w:p>
+      <w:pPr>
+        <w:pStyle w:val="Compact"/>
+        <w:numPr>
+          <w:ilvl w:val="0"/>
+          <w:numId w:val="1005"/>
+        </w:numPr>
+      </w:pPr>
+      <w:r>
+        <w:t xml:space="preserve">Los residuos recolectados se disponen segun POE 3.18.</w:t>
+      </w:r>
+    </w:p>
+    <w:p>
+      <w:pPr>
+        <w:pStyle w:val="Compact"/>
+        <w:numPr>
+          <w:ilvl w:val="0"/>
+          <w:numId w:val="1005"/>
+        </w:numPr>
+      </w:pPr>
+      <w:r>
+        <w:t xml:space="preserve">Operario diligencia</w:t>
+      </w:r>
+      <w:r>
+        <w:t xml:space="preserve"> </w:t>
+      </w:r>
+      <w:r>
         <w:rPr>
           <w:rStyle w:val="VerbatimChar"/>
         </w:rPr>
-        <w:t xml:space="preserve">Registro_Limpieza_Desinfeccion_V1.csv</w:t>
-      </w:r>
-    </w:p>
-    <w:bookmarkEnd w:id="16"/>
-    <w:bookmarkStart w:id="17" w:name="anexos"/>
-    <w:p>
-      <w:pPr>
-        <w:pStyle w:val="Heading2"/>
-      </w:pPr>
-      <w:r>
-        <w:t xml:space="preserve">9. ANEXOS</w:t>
+        <w:t xml:space="preserve">Formato_Control_Limpieza_V1.csv</w:t>
+      </w:r>
+      <w:r>
+        <w:t xml:space="preserve">.</w:t>
+      </w:r>
+    </w:p>
+    <w:p>
+      <w:pPr>
+        <w:pStyle w:val="Compact"/>
+        <w:numPr>
+          <w:ilvl w:val="0"/>
+          <w:numId w:val="1005"/>
+        </w:numPr>
+      </w:pPr>
+      <w:r>
+        <w:t xml:space="preserve">Operario reporta al Jefe de Produccion el estado limpio del area o equipo.</w:t>
+      </w:r>
+    </w:p>
+    <w:p>
+      <w:pPr>
+        <w:pStyle w:val="Compact"/>
+        <w:numPr>
+          <w:ilvl w:val="0"/>
+          <w:numId w:val="1005"/>
+        </w:numPr>
+      </w:pPr>
+      <w:r>
+        <w:t xml:space="preserve">Jefe de Produccion verifica el estado visual y autoriza el inicio del siguiente proceso.</w:t>
+      </w:r>
+    </w:p>
+    <w:p>
+      <w:pPr>
+        <w:pStyle w:val="Compact"/>
+        <w:numPr>
+          <w:ilvl w:val="0"/>
+          <w:numId w:val="1005"/>
+        </w:numPr>
+      </w:pPr>
+      <w:r>
+        <w:t xml:space="preserve">Si no cumple, se repite el barrido y se registra la desviacion.</w:t>
+      </w:r>
+    </w:p>
+    <w:bookmarkEnd w:id="14"/>
+    <w:bookmarkStart w:id="15" w:name="X593f8cf82567b257a551d022acabeb025c7417d"/>
+    <w:p>
+      <w:pPr>
+        <w:pStyle w:val="Heading3"/>
+      </w:pPr>
+      <w:r>
+        <w:t xml:space="preserve">6.2. Bodega de Materias Primas y Producto Terminado</w:t>
       </w:r>
     </w:p>
     <w:p>
@@ -662,7 +484,7 @@
         </w:numPr>
       </w:pPr>
       <w:r>
-        <w:t xml:space="preserve">Anexo 1: Productos de limpieza autorizados.</w:t>
+        <w:t xml:space="preserve">Personal de bodega barre los pasillos y areas de circulacion con escoba.</w:t>
       </w:r>
     </w:p>
     <w:p>
@@ -674,17 +496,60 @@
         </w:numPr>
       </w:pPr>
       <w:r>
-        <w:t xml:space="preserve">Anexo 2: Frecuencias de limpieza por area/equipo.</w:t>
-      </w:r>
-    </w:p>
+        <w:t xml:space="preserve">Los residuos se disponen segun POE 3.18.</w:t>
+      </w:r>
+    </w:p>
+    <w:p>
+      <w:pPr>
+        <w:pStyle w:val="Compact"/>
+        <w:numPr>
+          <w:ilvl w:val="0"/>
+          <w:numId w:val="1006"/>
+        </w:numPr>
+      </w:pPr>
+      <w:r>
+        <w:t xml:space="preserve">Se registra la ejecucion en</w:t>
+      </w:r>
+      <w:r>
+        <w:t xml:space="preserve"> </w:t>
+      </w:r>
+      <w:r>
+        <w:rPr>
+          <w:rStyle w:val="VerbatimChar"/>
+        </w:rPr>
+        <w:t xml:space="preserve">Formato_Control_Limpieza_V1.csv</w:t>
+      </w:r>
+      <w:r>
+        <w:t xml:space="preserve">.</w:t>
+      </w:r>
+    </w:p>
+    <w:bookmarkEnd w:id="15"/>
+    <w:bookmarkStart w:id="16" w:name="bodega-de-empaques"/>
+    <w:p>
+      <w:pPr>
+        <w:pStyle w:val="Heading3"/>
+      </w:pPr>
+      <w:r>
+        <w:t xml:space="preserve">6.3. Bodega de Empaques</w:t>
+      </w:r>
+    </w:p>
+    <w:p>
+      <w:pPr>
+        <w:pStyle w:val="FirstParagraph"/>
+      </w:pPr>
+      <w:r>
+        <w:t xml:space="preserve">La bodega de empaques es un area aislada. Los materiales de empaque (sacos, bigbag) se mantienen limpios por las condiciones del area. No se requiere rutina de limpieza adicional mas alla del orden general del espacio. Si se detecta suciedad puntual, el personal de bodega realiza barrido localizado.</w:t>
+      </w:r>
+    </w:p>
+    <w:bookmarkEnd w:id="16"/>
     <w:bookmarkEnd w:id="17"/>
-    <w:bookmarkStart w:id="18" w:name="control-de-cambios"/>
+    <w:bookmarkStart w:id="18" w:name="criterios-de-control-y-aceptacion"/>
     <w:p>
       <w:pPr>
         <w:pStyle w:val="Heading2"/>
       </w:pPr>
       <w:r>
-        <w:t xml:space="preserve">10. CONTROL DE CAMBIOS</w:t>
+        <w:t xml:space="preserve">7. CRITERIOS DE CONTROL Y ACEPTACION</w:t>
       </w:r>
     </w:p>
     <w:tbl>
@@ -710,29 +575,29 @@
               <w:pStyle w:val="Compact"/>
             </w:pPr>
             <w:r>
-              <w:t xml:space="preserve">VERSION</w:t>
-            </w:r>
-          </w:p>
-        </w:tc>
-        <w:tc>
-          <w:tcPr/>
-          <w:p>
-            <w:pPr>
-              <w:pStyle w:val="Compact"/>
-            </w:pPr>
-            <w:r>
-              <w:t xml:space="preserve">FECHA</w:t>
-            </w:r>
-          </w:p>
-        </w:tc>
-        <w:tc>
-          <w:tcPr/>
-          <w:p>
-            <w:pPr>
-              <w:pStyle w:val="Compact"/>
-            </w:pPr>
-            <w:r>
-              <w:t xml:space="preserve">DESCRIPCION</w:t>
+              <w:t xml:space="preserve">AREA</w:t>
+            </w:r>
+          </w:p>
+        </w:tc>
+        <w:tc>
+          <w:tcPr/>
+          <w:p>
+            <w:pPr>
+              <w:pStyle w:val="Compact"/>
+            </w:pPr>
+            <w:r>
+              <w:t xml:space="preserve">CRITERIO</w:t>
+            </w:r>
+          </w:p>
+        </w:tc>
+        <w:tc>
+          <w:tcPr/>
+          <w:p>
+            <w:pPr>
+              <w:pStyle w:val="Compact"/>
+            </w:pPr>
+            <w:r>
+              <w:t xml:space="preserve">ACCION SI FALLA</w:t>
             </w:r>
           </w:p>
         </w:tc>
@@ -745,36 +610,284 @@
               <w:pStyle w:val="Compact"/>
             </w:pPr>
             <w:r>
-              <w:t xml:space="preserve">01</w:t>
-            </w:r>
-          </w:p>
-        </w:tc>
-        <w:tc>
-          <w:tcPr/>
-          <w:p>
-            <w:pPr>
-              <w:pStyle w:val="Compact"/>
-            </w:pPr>
-            <w:r>
-              <w:t xml:space="preserve">2026-02-18</w:t>
-            </w:r>
-          </w:p>
-        </w:tc>
-        <w:tc>
-          <w:tcPr/>
-          <w:p>
-            <w:pPr>
-              <w:pStyle w:val="Compact"/>
-            </w:pPr>
-            <w:r>
-              <w:t xml:space="preserve">Emision inicial para cierre de brecha critica ICA (pilar 9).</w:t>
+              <w:t xml:space="preserve">Planta de produccion</w:t>
+            </w:r>
+          </w:p>
+        </w:tc>
+        <w:tc>
+          <w:tcPr/>
+          <w:p>
+            <w:pPr>
+              <w:pStyle w:val="Compact"/>
+            </w:pPr>
+            <w:r>
+              <w:t xml:space="preserve">Sin polvo ni residuos visibles en equipo y area de trabajo</w:t>
+            </w:r>
+          </w:p>
+        </w:tc>
+        <w:tc>
+          <w:tcPr/>
+          <w:p>
+            <w:pPr>
+              <w:pStyle w:val="Compact"/>
+            </w:pPr>
+            <w:r>
+              <w:t xml:space="preserve">Repetir barrido antes de iniciar produccion</w:t>
+            </w:r>
+          </w:p>
+        </w:tc>
+      </w:tr>
+      <w:tr>
+        <w:tc>
+          <w:tcPr/>
+          <w:p>
+            <w:pPr>
+              <w:pStyle w:val="Compact"/>
+            </w:pPr>
+            <w:r>
+              <w:t xml:space="preserve">Bodega MP / PT</w:t>
+            </w:r>
+          </w:p>
+        </w:tc>
+        <w:tc>
+          <w:tcPr/>
+          <w:p>
+            <w:pPr>
+              <w:pStyle w:val="Compact"/>
+            </w:pPr>
+            <w:r>
+              <w:t xml:space="preserve">Pasillos despejados y sin acumulacion de residuos</w:t>
+            </w:r>
+          </w:p>
+        </w:tc>
+        <w:tc>
+          <w:tcPr/>
+          <w:p>
+            <w:pPr>
+              <w:pStyle w:val="Compact"/>
+            </w:pPr>
+            <w:r>
+              <w:t xml:space="preserve">Barrer antes de continuar operaciones</w:t>
+            </w:r>
+          </w:p>
+        </w:tc>
+      </w:tr>
+      <w:tr>
+        <w:tc>
+          <w:tcPr/>
+          <w:p>
+            <w:pPr>
+              <w:pStyle w:val="Compact"/>
+            </w:pPr>
+            <w:r>
+              <w:t xml:space="preserve">Bodega de empaques</w:t>
+            </w:r>
+          </w:p>
+        </w:tc>
+        <w:tc>
+          <w:tcPr/>
+          <w:p>
+            <w:pPr>
+              <w:pStyle w:val="Compact"/>
+            </w:pPr>
+            <w:r>
+              <w:t xml:space="preserve">Area aislada, empaques sin suciedad visible</w:t>
+            </w:r>
+          </w:p>
+        </w:tc>
+        <w:tc>
+          <w:tcPr/>
+          <w:p>
+            <w:pPr>
+              <w:pStyle w:val="Compact"/>
+            </w:pPr>
+            <w:r>
+              <w:t xml:space="preserve">Barrido puntual si se detecta suciedad</w:t>
             </w:r>
           </w:p>
         </w:tc>
       </w:tr>
     </w:tbl>
     <w:bookmarkEnd w:id="18"/>
+    <w:bookmarkStart w:id="19" w:name="registros-asociados"/>
+    <w:p>
+      <w:pPr>
+        <w:pStyle w:val="Heading2"/>
+      </w:pPr>
+      <w:r>
+        <w:t xml:space="preserve">8. REGISTROS ASOCIADOS</w:t>
+      </w:r>
+    </w:p>
+    <w:p>
+      <w:pPr>
+        <w:pStyle w:val="Compact"/>
+        <w:numPr>
+          <w:ilvl w:val="0"/>
+          <w:numId w:val="1007"/>
+        </w:numPr>
+      </w:pPr>
+      <w:r>
+        <w:rPr>
+          <w:rStyle w:val="VerbatimChar"/>
+        </w:rPr>
+        <w:t xml:space="preserve">Formato_Control_Limpieza_V1.csv</w:t>
+      </w:r>
+    </w:p>
     <w:bookmarkEnd w:id="19"/>
+    <w:bookmarkStart w:id="20" w:name="anexos"/>
+    <w:p>
+      <w:pPr>
+        <w:pStyle w:val="Heading2"/>
+      </w:pPr>
+      <w:r>
+        <w:t xml:space="preserve">9. ANEXOS</w:t>
+      </w:r>
+    </w:p>
+    <w:p>
+      <w:pPr>
+        <w:pStyle w:val="Compact"/>
+        <w:numPr>
+          <w:ilvl w:val="0"/>
+          <w:numId w:val="1008"/>
+        </w:numPr>
+      </w:pPr>
+      <w:r>
+        <w:t xml:space="preserve">Anexo 2: Frecuencias de limpieza por area.</w:t>
+      </w:r>
+    </w:p>
+    <w:bookmarkEnd w:id="20"/>
+    <w:bookmarkStart w:id="21" w:name="control-de-cambios"/>
+    <w:p>
+      <w:pPr>
+        <w:pStyle w:val="Heading2"/>
+      </w:pPr>
+      <w:r>
+        <w:t xml:space="preserve">10. CONTROL DE CAMBIOS</w:t>
+      </w:r>
+    </w:p>
+    <w:tbl>
+      <w:tblPr>
+        <w:tblStyle w:val="Table"/>
+        <w:tblW w:type="pct" w:w="5000"/>
+        <w:tblLayout w:type="fixed"/>
+        <w:tblLook w:firstRow="1" w:lastRow="0" w:firstColumn="0" w:lastColumn="0" w:noHBand="0" w:noVBand="0" w:val="0020"/>
+      </w:tblPr>
+      <w:tblGrid>
+        <w:gridCol w:w="2640"/>
+        <w:gridCol w:w="2640"/>
+        <w:gridCol w:w="2640"/>
+      </w:tblGrid>
+      <w:tr>
+        <w:trPr>
+          <w:tblHeader w:val="on"/>
+        </w:trPr>
+        <w:tc>
+          <w:tcPr/>
+          <w:p>
+            <w:pPr>
+              <w:pStyle w:val="Compact"/>
+            </w:pPr>
+            <w:r>
+              <w:t xml:space="preserve">VERSION</w:t>
+            </w:r>
+          </w:p>
+        </w:tc>
+        <w:tc>
+          <w:tcPr/>
+          <w:p>
+            <w:pPr>
+              <w:pStyle w:val="Compact"/>
+            </w:pPr>
+            <w:r>
+              <w:t xml:space="preserve">FECHA</w:t>
+            </w:r>
+          </w:p>
+        </w:tc>
+        <w:tc>
+          <w:tcPr/>
+          <w:p>
+            <w:pPr>
+              <w:pStyle w:val="Compact"/>
+            </w:pPr>
+            <w:r>
+              <w:t xml:space="preserve">DESCRIPCION</w:t>
+            </w:r>
+          </w:p>
+        </w:tc>
+      </w:tr>
+      <w:tr>
+        <w:tc>
+          <w:tcPr/>
+          <w:p>
+            <w:pPr>
+              <w:pStyle w:val="Compact"/>
+            </w:pPr>
+            <w:r>
+              <w:t xml:space="preserve">01</w:t>
+            </w:r>
+          </w:p>
+        </w:tc>
+        <w:tc>
+          <w:tcPr/>
+          <w:p>
+            <w:pPr>
+              <w:pStyle w:val="Compact"/>
+            </w:pPr>
+            <w:r>
+              <w:t xml:space="preserve">2026-02-18</w:t>
+            </w:r>
+          </w:p>
+        </w:tc>
+        <w:tc>
+          <w:tcPr/>
+          <w:p>
+            <w:pPr>
+              <w:pStyle w:val="Compact"/>
+            </w:pPr>
+            <w:r>
+              <w:t xml:space="preserve">Emision inicial para cierre de brecha critica ICA (pilar 9).</w:t>
+            </w:r>
+          </w:p>
+        </w:tc>
+      </w:tr>
+      <w:tr>
+        <w:tc>
+          <w:tcPr/>
+          <w:p>
+            <w:pPr>
+              <w:pStyle w:val="Compact"/>
+            </w:pPr>
+            <w:r>
+              <w:t xml:space="preserve">01</w:t>
+            </w:r>
+          </w:p>
+        </w:tc>
+        <w:tc>
+          <w:tcPr/>
+          <w:p>
+            <w:pPr>
+              <w:pStyle w:val="Compact"/>
+            </w:pPr>
+            <w:r>
+              <w:t xml:space="preserve">2026-03-05</w:t>
+            </w:r>
+          </w:p>
+        </w:tc>
+        <w:tc>
+          <w:tcPr/>
+          <w:p>
+            <w:pPr>
+              <w:pStyle w:val="Compact"/>
+            </w:pPr>
+            <w:r>
+              <w:t xml:space="preserve">Ajuste operacional: limpieza es barrido con escoba; se eliminan desinfeccion, hisopado/ATP y verificacion de Calidad. Autoriza Jefe de Produccion. Limpieza de equipo en cambio de produccion. Se diferencia por area: planta, bodega, bodega de empaques.</w:t>
+            </w:r>
+          </w:p>
+        </w:tc>
+      </w:tr>
+    </w:tbl>
+    <w:bookmarkEnd w:id="21"/>
+    <w:bookmarkEnd w:id="22"/>
     <w:sectPr>
       <w:footnotePr>
         <w:numRestart w:val="eachSect"/>
@@ -1086,6 +1199,9 @@
     <w:abstractNumId w:val="991"/>
   </w:num>
   <w:num w:numId="1004">
+    <w:abstractNumId w:val="991"/>
+  </w:num>
+  <w:num w:numId="1005">
     <w:abstractNumId w:val="99411"/>
     <w:lvlOverride w:ilvl="0">
       <w:startOverride w:val="1"/>
@@ -1115,10 +1231,40 @@
       <w:startOverride w:val="1"/>
     </w:lvlOverride>
   </w:num>
-  <w:num w:numId="1005">
+  <w:num w:numId="1006">
+    <w:abstractNumId w:val="99411"/>
+    <w:lvlOverride w:ilvl="0">
+      <w:startOverride w:val="1"/>
+    </w:lvlOverride>
+    <w:lvlOverride w:ilvl="1">
+      <w:startOverride w:val="1"/>
+    </w:lvlOverride>
+    <w:lvlOverride w:ilvl="2">
+      <w:startOverride w:val="1"/>
+    </w:lvlOverride>
+    <w:lvlOverride w:ilvl="3">
+      <w:startOverride w:val="1"/>
+    </w:lvlOverride>
+    <w:lvlOverride w:ilvl="4">
+      <w:startOverride w:val="1"/>
+    </w:lvlOverride>
+    <w:lvlOverride w:ilvl="5">
+      <w:startOverride w:val="1"/>
+    </w:lvlOverride>
+    <w:lvlOverride w:ilvl="6">
+      <w:startOverride w:val="1"/>
+    </w:lvlOverride>
+    <w:lvlOverride w:ilvl="7">
+      <w:startOverride w:val="1"/>
+    </w:lvlOverride>
+    <w:lvlOverride w:ilvl="8">
+      <w:startOverride w:val="1"/>
+    </w:lvlOverride>
+  </w:num>
+  <w:num w:numId="1007">
     <w:abstractNumId w:val="991"/>
   </w:num>
-  <w:num w:numId="1006">
+  <w:num w:numId="1008">
     <w:abstractNumId w:val="991"/>
   </w:num>
 </w:numbering>
